--- a/data/master_resume.docx
+++ b/data/master_resume.docx
@@ -237,7 +237,6 @@
         <w:tab/>
         <w:t xml:space="preserve">        </w:t>
       </w:r>
-      <w:proofErr w:type="gramStart"/>
       <w:r>
         <w:rPr>
           <w:rFonts w:ascii="Garamond" w:eastAsia="Garamond" w:hAnsi="Garamond" w:cs="Garamond"/>
@@ -247,18 +246,7 @@
           <w:szCs w:val="24"/>
         </w:rPr>
         <w:tab/>
-        <w:t xml:space="preserve">  Aug.</w:t>
-      </w:r>
-      <w:proofErr w:type="gramEnd"/>
-      <w:r>
-        <w:rPr>
-          <w:rFonts w:ascii="Garamond" w:eastAsia="Garamond" w:hAnsi="Garamond" w:cs="Garamond"/>
-          <w:b/>
-          <w:bCs/>
-          <w:sz w:val="24"/>
-          <w:szCs w:val="24"/>
-        </w:rPr>
-        <w:t xml:space="preserve"> 2023 – Present</w:t>
+        <w:t xml:space="preserve">  Aug. 2023 – Present</w:t>
       </w:r>
     </w:p>
     <w:p>
@@ -1708,19 +1696,37 @@
         <w:t xml:space="preserve">Chandigarh Group of Colleges | </w:t>
       </w:r>
       <w:proofErr w:type="spellStart"/>
-      <w:proofErr w:type="gramStart"/>
-      <w:r>
-        <w:rPr>
-          <w:rFonts w:ascii="Garamond" w:eastAsia="Garamond" w:hAnsi="Garamond" w:cs="Garamond"/>
-          <w:b/>
-          <w:bCs/>
-          <w:sz w:val="24"/>
-          <w:szCs w:val="24"/>
-        </w:rPr>
-        <w:t>B,tech</w:t>
+      <w:r>
+        <w:rPr>
+          <w:rFonts w:ascii="Garamond" w:eastAsia="Garamond" w:hAnsi="Garamond" w:cs="Garamond"/>
+          <w:b/>
+          <w:bCs/>
+          <w:sz w:val="24"/>
+          <w:szCs w:val="24"/>
+        </w:rPr>
+        <w:t>B</w:t>
+      </w:r>
+      <w:r>
+        <w:rPr>
+          <w:rFonts w:ascii="Garamond" w:eastAsia="Garamond" w:hAnsi="Garamond" w:cs="Garamond"/>
+          <w:b/>
+          <w:bCs/>
+          <w:sz w:val="24"/>
+          <w:szCs w:val="24"/>
+        </w:rPr>
+        <w:t>.</w:t>
+      </w:r>
+      <w:r>
+        <w:rPr>
+          <w:rFonts w:ascii="Garamond" w:eastAsia="Garamond" w:hAnsi="Garamond" w:cs="Garamond"/>
+          <w:b/>
+          <w:bCs/>
+          <w:sz w:val="24"/>
+          <w:szCs w:val="24"/>
+        </w:rPr>
+        <w:t>tech</w:t>
       </w:r>
       <w:proofErr w:type="spellEnd"/>
-      <w:proofErr w:type="gramEnd"/>
       <w:r>
         <w:rPr>
           <w:rFonts w:ascii="Garamond" w:eastAsia="Garamond" w:hAnsi="Garamond" w:cs="Garamond"/>
